--- a/Arquitectura de Sistemas Computacionales/Clases/Clase 2 - Modelos de servicio IaaS PaaS SaaS/Taller Clase 2 — ADR modelo de servicio CloudLite.docx
+++ b/Arquitectura de Sistemas Computacionales/Clases/Clase 2 - Modelos de servicio IaaS PaaS SaaS/Taller Clase 2 — ADR modelo de servicio CloudLite.docx
@@ -492,7 +492,7 @@
           <w:color w:val="2B2B2B"/>
           <w:sz w:val="22"/>
         </w:rPr>
-        <w:t>Entrega en ExamLab (https://examlab.lovable.app/ · módulo Talleres) · domingo 23:59 (regla del Acuerdo). Modalidad de trabajo: individual por defecto; el docente puede autorizar equipos de 2 o 3 y en ese caso el artefacto puede ser compartido, pero el envío en ExamLab es siempre individual (responde con tus propias palabras).</w:t>
+        <w:t>Entrega en ExamLab (https://uniaj.examlab.workers.dev/ · módulo Talleres) · domingo 23:59 (regla del Acuerdo). Modalidad de trabajo: individual por defecto; el docente puede autorizar equipos de 2 o 3 y en ese caso el artefacto puede ser compartido, pero el envío en ExamLab es siempre individual (responde con tus propias palabras).</w:t>
       </w:r>
     </w:p>
     <w:p>
@@ -537,7 +537,7 @@
           <w:color w:val="2B2B2B"/>
           <w:sz w:val="22"/>
         </w:rPr>
-        <w:t>El taller se resuelve y se entrega en ExamLab (https://examlab.lovable.app/), en el modulo Talleres. Son 5 preguntas y suman 100 puntos. Lo que sigue es lo que vas a encontrar en cada una, para que sepas de antemano en que forma se responde:</w:t>
+        <w:t>El taller se resuelve y se entrega en ExamLab (https://uniaj.examlab.workers.dev/), en el modulo Talleres. Son 5 preguntas y suman 100 puntos. Lo que sigue es lo que vas a encontrar en cada una, para que sepas de antemano en que forma se responde:</w:t>
       </w:r>
     </w:p>
     <w:p>

--- a/Arquitectura de Sistemas Computacionales/Clases/Clase 2 - Modelos de servicio IaaS PaaS SaaS/Taller Clase 2 — ADR modelo de servicio CloudLite.docx
+++ b/Arquitectura de Sistemas Computacionales/Clases/Clase 2 - Modelos de servicio IaaS PaaS SaaS/Taller Clase 2 — ADR modelo de servicio CloudLite.docx
@@ -642,7 +642,7 @@
           <w:color w:val="2B2B2B"/>
           <w:sz w:val="22"/>
         </w:rPr>
-        <w:t>El diagrama se escribe como texto en sintaxis Mermaid y la plataforma lo dibuja al instante. No hay que exportar imagenes ni salir a otra herramienta.</w:t>
+        <w:t>El diagrama se escribe como texto en sintaxis Mermaid y la plataforma lo dibuja al instante: no se sube una imagen. Puedes disenarlo primero a mano en Excalidraw o draw.io y pedirle a una IA que lo traduzca a Mermaid (ver «Del boceto al codigo Mermaid» mas abajo).</w:t>
       </w:r>
     </w:p>
     <w:p>
@@ -713,6 +713,131 @@
           <w:sz w:val="22"/>
         </w:rPr>
         <w:t>Varias opciones, una sola correcta.</w:t>
+      </w:r>
+    </w:p>
+    <w:p>
+      <w:pPr>
+        <w:spacing w:after="120" w:before="0"/>
+        <w:jc w:val="left"/>
+      </w:pPr>
+      <w:r>
+        <w:rPr>
+          <w:rFonts w:ascii="Calibri" w:hAnsi="Calibri" w:eastAsia="Calibri"/>
+          <w:b/>
+          <w:color w:val="095292"/>
+          <w:sz w:val="22"/>
+        </w:rPr>
+        <w:t>Del boceto al codigo Mermaid</w:t>
+      </w:r>
+    </w:p>
+    <w:p>
+      <w:pPr>
+        <w:spacing w:after="120" w:before="0"/>
+        <w:jc w:val="left"/>
+      </w:pPr>
+      <w:r>
+        <w:rPr>
+          <w:rFonts w:ascii="Calibri" w:hAnsi="Calibri" w:eastAsia="Calibri"/>
+          <w:b w:val="0"/>
+          <w:color w:val="2B2B2B"/>
+          <w:sz w:val="22"/>
+        </w:rPr>
+        <w:t>La pregunta de diagrama NO recibe imagenes: se responde con codigo Mermaid (`flowchart`) que la plataforma dibuja al instante. No tienes que escribirlo de memoria; el camino corto es este:</w:t>
+      </w:r>
+    </w:p>
+    <w:p>
+      <w:r>
+        <w:rPr>
+          <w:rFonts w:ascii="Calibri" w:hAnsi="Calibri" w:eastAsia="Calibri"/>
+          <w:b/>
+          <w:color w:val="2B2B2B"/>
+          <w:sz w:val="22"/>
+        </w:rPr>
+        <w:t>1. Disena visual:</w:t>
+      </w:r>
+      <w:r>
+        <w:rPr>
+          <w:rFonts w:ascii="Calibri" w:hAnsi="Calibri" w:eastAsia="Calibri"/>
+          <w:b w:val="0"/>
+          <w:color w:val="2B2B2B"/>
+          <w:sz w:val="22"/>
+        </w:rPr>
+        <w:t xml:space="preserve"> Dibuja el diagrama como quieras en Excalidraw o draw.io: es mas rapido arrastrar cajas que escribir codigo, y ahi es donde piensas el modelo.</w:t>
+      </w:r>
+    </w:p>
+    <w:p>
+      <w:r>
+        <w:rPr>
+          <w:rFonts w:ascii="Calibri" w:hAnsi="Calibri" w:eastAsia="Calibri"/>
+          <w:b/>
+          <w:color w:val="2B2B2B"/>
+          <w:sz w:val="22"/>
+        </w:rPr>
+        <w:t>2. Traduce con IA:</w:t>
+      </w:r>
+      <w:r>
+        <w:rPr>
+          <w:rFonts w:ascii="Calibri" w:hAnsi="Calibri" w:eastAsia="Calibri"/>
+          <w:b w:val="0"/>
+          <w:color w:val="2B2B2B"/>
+          <w:sz w:val="22"/>
+        </w:rPr>
+        <w:t xml:space="preserve"> Copia o describe tu boceto a una IA y pidele el codigo Mermaid: «convierte este diagrama a Mermaid usando `flowchart`». Revisa el resultado: la IA acierta la sintaxis, no tu modelo.</w:t>
+      </w:r>
+    </w:p>
+    <w:p>
+      <w:r>
+        <w:rPr>
+          <w:rFonts w:ascii="Calibri" w:hAnsi="Calibri" w:eastAsia="Calibri"/>
+          <w:b/>
+          <w:color w:val="2B2B2B"/>
+          <w:sz w:val="22"/>
+        </w:rPr>
+        <w:t>3. Pega y renderiza en ExamLab:</w:t>
+      </w:r>
+      <w:r>
+        <w:rPr>
+          <w:rFonts w:ascii="Calibri" w:hAnsi="Calibri" w:eastAsia="Calibri"/>
+          <w:b w:val="0"/>
+          <w:color w:val="2B2B2B"/>
+          <w:sz w:val="22"/>
+        </w:rPr>
+        <w:t xml:space="preserve"> Pega ese codigo en la caja de texto de la pregunta y mira como lo dibuja la plataforma. Si no renderiza, corrige ahi mismo: lo que se califica es el diagrama renderizado dentro de ExamLab.</w:t>
+      </w:r>
+    </w:p>
+    <w:p>
+      <w:r>
+        <w:rPr>
+          <w:rFonts w:ascii="Calibri" w:hAnsi="Calibri" w:eastAsia="Calibri"/>
+          <w:b/>
+          <w:color w:val="2B2B2B"/>
+          <w:sz w:val="22"/>
+        </w:rPr>
+        <w:t>4. Guarda el PNG para tu PI:</w:t>
+      </w:r>
+      <w:r>
+        <w:rPr>
+          <w:rFonts w:ascii="Calibri" w:hAnsi="Calibri" w:eastAsia="Calibri"/>
+          <w:b w:val="0"/>
+          <w:color w:val="2B2B2B"/>
+          <w:sz w:val="22"/>
+        </w:rPr>
+        <w:t xml:space="preserve"> Exporta tambien la imagen a la carpeta de tu Proyecto Integrador. Esa copia es para tu informe; no reemplaza la respuesta en la plataforma.</w:t>
+      </w:r>
+    </w:p>
+    <w:p>
+      <w:pPr>
+        <w:spacing w:after="120" w:before="0"/>
+        <w:jc w:val="left"/>
+      </w:pPr>
+      <w:r>
+        <w:rPr>
+          <w:rFonts w:ascii="Calibri" w:hAnsi="Calibri" w:eastAsia="Calibri"/>
+          <w:b w:val="0"/>
+          <w:color w:val="2B2B2B"/>
+          <w:sz w:val="22"/>
+        </w:rPr>
+        <w:t>Si la IA te devuelve algo que no renderiza, no lo pegues tal cual: corrigelo en ExamLab hasta ver el dibujo. Un diagrama que no renderiza no se puede calificar.</w:t>
       </w:r>
     </w:p>
     <w:p>

--- a/Arquitectura de Sistemas Computacionales/Clases/Clase 2 - Modelos de servicio IaaS PaaS SaaS/Taller Clase 2 — ADR modelo de servicio CloudLite.docx
+++ b/Arquitectura de Sistemas Computacionales/Clases/Clase 2 - Modelos de servicio IaaS PaaS SaaS/Taller Clase 2 — ADR modelo de servicio CloudLite.docx
@@ -282,7 +282,7 @@
           <w:color w:val="2B2B2B"/>
           <w:sz w:val="22"/>
         </w:rPr>
-        <w:t>Paso 1: relea la ficha y el C4 Context de la Clase 1 y copie en el encabezado del ADR el nombre del dominio y las 4 capacidades ya aprobadas, verificando que sean literalmente las mismas 4 y que no cambia de dominio a mitad de camino, porque una inconsistencia aqui arrastra error en todos los diagramas que siguen.</w:t>
+        <w:t>Paso 1: relea su ficha y su C4 Context de la Clase 1. No cambie de dominio: las preguntas 5 a 7 se califican sobre el mismo sistema, y el ADR que redacte hoy se reutiliza en el informe del PI y en la sustentacion de la Clase 15.</w:t>
       </w:r>
     </w:p>
     <w:p>
@@ -297,7 +297,7 @@
           <w:color w:val="2B2B2B"/>
           <w:sz w:val="22"/>
         </w:rPr>
-        <w:t>Paso 2: complete la matriz de 4 columnas y 5 filas (control del sistema operativo, esfuerzo de operacion, tiempo hasta la primera demo, costo cualitativo con su driver, portabilidad) puntuando cada celda de 1 a 3 y sumando por columna, verificando que los tres totales de IaaS, PaaS y SaaS sean distintos: si dos empatan, vuelva a puntuar porque el criterio esta mal aplicado; la matriz queda en la seccion Modelo de servicio del informe del PI.</w:t>
+        <w:t>Paso 2: construya en la pregunta 5 la matriz `Criterio | IaaS | PaaS | SaaS` con las cuatro filas en orden (control, costo cualitativo, operacion, time-to-demo) y maximo 2 lineas por celda; verifique que cada celda nombre una capacidad o una restriccion de SU dominio, y que la fila de operacion no afirme que en PaaS o SaaS usted deja de responder por su propia aplicacion.</w:t>
       </w:r>
     </w:p>
     <w:p>
@@ -312,7 +312,7 @@
           <w:color w:val="2B2B2B"/>
           <w:sz w:val="22"/>
         </w:rPr>
-        <w:t>Paso 3: redacte el ADR-001 con las 7 secciones obligatorias (titulo, estado, contexto en 3 frases, decision en 1 frase, 2 alternativas descartadas con motivo, 2 consecuencias positivas y 2 negativas, impacto en el PI), verificando que la decision nombre un unico modelo dominante y no un poco de todo, y que cada alternativa descartada explique el motivo en terminos de este dominio y no en teoria.</w:t>
+        <w:t>Paso 3: redacte en la pregunta 6 el ADR-001 con titulo, estado con fecha, la decision en UNA sola frase con UN modelo dominante, y exactamente 2 alternativas descartadas con el motivo atado a su dominio; verifique que la seccion de decision no nombre dos modelos, porque en ese caso vale cero.</w:t>
       </w:r>
     </w:p>
     <w:p>
@@ -327,22 +327,7 @@
           <w:color w:val="2B2B2B"/>
           <w:sz w:val="22"/>
         </w:rPr>
-        <w:t>Paso 4: escriba en ExamLab el diagrama Mermaid de responsabilidad compartida con 3 subgrafos (IaaS, PaaS, SaaS), 4 capas por subgrafo y un nodo final de decision, verificando al renderizar que se cuentan 12 nodos de capa, que los nodos gestionados por el equipo y por el proveedor quedan pintados distinto y que la caja de decision cita el mismo modelo del ADR-001.</w:t>
-      </w:r>
-    </w:p>
-    <w:p>
-      <w:pPr>
-        <w:pStyle w:val="ListBullet"/>
-        <w:spacing w:after="40"/>
-      </w:pPr>
-      <w:r>
-        <w:rPr>
-          <w:rFonts w:ascii="Calibri" w:hAnsi="Calibri" w:eastAsia="Calibri"/>
-          <w:b w:val="0"/>
-          <w:color w:val="2B2B2B"/>
-          <w:sz w:val="22"/>
-        </w:rPr>
-        <w:t>Paso 5: pegue matriz, ADR-001 y diagrama en las 5 preguntas del taller, actualice la seccion Modelo de servicio del informe con el mismo texto del ADR y suba todo a ExamLab (modulo Talleres) antes del domingo 23:59, verificando que el modelo elegido se pueda demostrar sin tarjeta de credito ni cloud de pago.</w:t>
+        <w:t>Paso 4: escriba en la pregunta 7 las consecuencias en los tres ejes (operacion, costo y aprendizaje), con al menos una positiva y una negativa por eje marcadas con + y -, y verifique que al menos una negativa hable de amarre al proveedor o de perdida de control; guarde y continue, que la actividad se entrega completa al cierre del corte.</w:t>
       </w:r>
     </w:p>
     <w:p>
@@ -522,7 +507,7 @@
           <w:color w:val="2B2B2B"/>
           <w:sz w:val="22"/>
         </w:rPr>
-        <w:t>El estudiante produce el ADR-001 de CloudLite con una matriz puntuada IaaS/PaaS/SaaS y un diagrama de responsabilidad compartida que justifica el modelo dominante elegido.</w:t>
+        <w:t>Las preguntas 5 a 7 de la actividad del Corte 1. El estudiante compara IaaS, PaaS y SaaS sobre las capacidades de su propio dominio, decide un modelo dominante y lo documenta como ADR-001 con sus alternativas descartadas y sus consecuencias.</w:t>
       </w:r>
     </w:p>
     <w:p>
@@ -537,7 +522,7 @@
           <w:color w:val="2B2B2B"/>
           <w:sz w:val="22"/>
         </w:rPr>
-        <w:t>El taller se resuelve y se entrega en ExamLab (https://uniaj.examlab.workers.dev/), en el modulo Talleres. Son 5 preguntas y suman 100 puntos. Lo que sigue es lo que vas a encontrar en cada una, para que sepas de antemano en que forma se responde:</w:t>
+        <w:t>El taller se resuelve y se entrega en ExamLab (https://uniaj.examlab.workers.dev/), en el modulo Talleres. Son 3 preguntas y suman 24 puntos. Lo que sigue es lo que vas a encontrar en cada una, para que sepas de antemano en que forma se responde:</w:t>
       </w:r>
     </w:p>
     <w:p>
@@ -548,7 +533,7 @@
           <w:color w:val="2B2B2B"/>
           <w:sz w:val="22"/>
         </w:rPr>
-        <w:t>Pregunta 1 - Respuesta escrita (25 pts):</w:t>
+        <w:t>Pregunta 5 - Respuesta escrita (6.25 pts):</w:t>
       </w:r>
       <w:r>
         <w:rPr>
@@ -557,7 +542,7 @@
           <w:color w:val="2B2B2B"/>
           <w:sz w:val="22"/>
         </w:rPr>
-        <w:t xml:space="preserve"> Matriz IaaS / PaaS / SaaS aplicada a su dominio.</w:t>
+        <w:t xml:space="preserve"> Matriz IaaS / PaaS / SaaS para su dominio.</w:t>
       </w:r>
     </w:p>
     <w:p>
@@ -583,7 +568,7 @@
           <w:color w:val="2B2B2B"/>
           <w:sz w:val="22"/>
         </w:rPr>
-        <w:t>Pregunta 2 - Respuesta escrita (30 pts):</w:t>
+        <w:t>Pregunta 6 - Respuesta escrita (12.5 pts):</w:t>
       </w:r>
       <w:r>
         <w:rPr>
@@ -618,7 +603,7 @@
           <w:color w:val="2B2B2B"/>
           <w:sz w:val="22"/>
         </w:rPr>
-        <w:t>Pregunta 3 - Diagrama (Mermaid) (25 pts):</w:t>
+        <w:t>Pregunta 7 - Respuesta escrita (6.25 pts):</w:t>
       </w:r>
       <w:r>
         <w:rPr>
@@ -627,7 +612,7 @@
           <w:color w:val="2B2B2B"/>
           <w:sz w:val="22"/>
         </w:rPr>
-        <w:t xml:space="preserve"> Responsabilidad compartida en Mermaid.</w:t>
+        <w:t xml:space="preserve"> Consecuencias del ADR-001.</w:t>
       </w:r>
     </w:p>
     <w:p>
@@ -642,202 +627,7 @@
           <w:color w:val="2B2B2B"/>
           <w:sz w:val="22"/>
         </w:rPr>
-        <w:t>El diagrama se escribe como texto en sintaxis Mermaid y la plataforma lo dibuja al instante: no se sube una imagen. Puedes disenarlo primero a mano en Excalidraw o draw.io y pedirle a una IA que lo traduzca a Mermaid (ver «Del boceto al codigo Mermaid» mas abajo).</w:t>
-      </w:r>
-    </w:p>
-    <w:p>
-      <w:r>
-        <w:rPr>
-          <w:rFonts w:ascii="Calibri" w:hAnsi="Calibri" w:eastAsia="Calibri"/>
-          <w:b/>
-          <w:color w:val="2B2B2B"/>
-          <w:sz w:val="22"/>
-        </w:rPr>
-        <w:t>Pregunta 4 - Seleccion multiple (12 pts):</w:t>
-      </w:r>
-      <w:r>
-        <w:rPr>
-          <w:rFonts w:ascii="Calibri" w:hAnsi="Calibri" w:eastAsia="Calibri"/>
-          <w:b w:val="0"/>
-          <w:color w:val="2B2B2B"/>
-          <w:sz w:val="22"/>
-        </w:rPr>
-        <w:t xml:space="preserve"> Que es cierto de PaaS.</w:t>
-      </w:r>
-    </w:p>
-    <w:p>
-      <w:pPr>
-        <w:pStyle w:val="ListBullet"/>
-        <w:spacing w:after="40"/>
-      </w:pPr>
-      <w:r>
-        <w:rPr>
-          <w:rFonts w:ascii="Calibri" w:hAnsi="Calibri" w:eastAsia="Calibri"/>
-          <w:b w:val="0"/>
-          <w:color w:val="2B2B2B"/>
-          <w:sz w:val="22"/>
-        </w:rPr>
-        <w:t>Varias opciones y mas de una correcta; marque todas las que apliquen.</w:t>
-      </w:r>
-    </w:p>
-    <w:p>
-      <w:r>
-        <w:rPr>
-          <w:rFonts w:ascii="Calibri" w:hAnsi="Calibri" w:eastAsia="Calibri"/>
-          <w:b/>
-          <w:color w:val="2B2B2B"/>
-          <w:sz w:val="22"/>
-        </w:rPr>
-        <w:t>Pregunta 5 - Seleccion unica (8 pts):</w:t>
-      </w:r>
-      <w:r>
-        <w:rPr>
-          <w:rFonts w:ascii="Calibri" w:hAnsi="Calibri" w:eastAsia="Calibri"/>
-          <w:b w:val="0"/>
-          <w:color w:val="2B2B2B"/>
-          <w:sz w:val="22"/>
-        </w:rPr>
-        <w:t xml:space="preserve"> Clasifique esta parte de CloudLite.</w:t>
-      </w:r>
-    </w:p>
-    <w:p>
-      <w:pPr>
-        <w:pStyle w:val="ListBullet"/>
-        <w:spacing w:after="40"/>
-      </w:pPr>
-      <w:r>
-        <w:rPr>
-          <w:rFonts w:ascii="Calibri" w:hAnsi="Calibri" w:eastAsia="Calibri"/>
-          <w:b w:val="0"/>
-          <w:color w:val="2B2B2B"/>
-          <w:sz w:val="22"/>
-        </w:rPr>
-        <w:t>Varias opciones, una sola correcta.</w:t>
-      </w:r>
-    </w:p>
-    <w:p>
-      <w:pPr>
-        <w:spacing w:after="120" w:before="0"/>
-        <w:jc w:val="left"/>
-      </w:pPr>
-      <w:r>
-        <w:rPr>
-          <w:rFonts w:ascii="Calibri" w:hAnsi="Calibri" w:eastAsia="Calibri"/>
-          <w:b/>
-          <w:color w:val="095292"/>
-          <w:sz w:val="22"/>
-        </w:rPr>
-        <w:t>Del boceto al codigo Mermaid</w:t>
-      </w:r>
-    </w:p>
-    <w:p>
-      <w:pPr>
-        <w:spacing w:after="120" w:before="0"/>
-        <w:jc w:val="left"/>
-      </w:pPr>
-      <w:r>
-        <w:rPr>
-          <w:rFonts w:ascii="Calibri" w:hAnsi="Calibri" w:eastAsia="Calibri"/>
-          <w:b w:val="0"/>
-          <w:color w:val="2B2B2B"/>
-          <w:sz w:val="22"/>
-        </w:rPr>
-        <w:t>La pregunta de diagrama NO recibe imagenes: se responde con codigo Mermaid (`flowchart`) que la plataforma dibuja al instante. No tienes que escribirlo de memoria; el camino corto es este:</w:t>
-      </w:r>
-    </w:p>
-    <w:p>
-      <w:r>
-        <w:rPr>
-          <w:rFonts w:ascii="Calibri" w:hAnsi="Calibri" w:eastAsia="Calibri"/>
-          <w:b/>
-          <w:color w:val="2B2B2B"/>
-          <w:sz w:val="22"/>
-        </w:rPr>
-        <w:t>1. Disena visual:</w:t>
-      </w:r>
-      <w:r>
-        <w:rPr>
-          <w:rFonts w:ascii="Calibri" w:hAnsi="Calibri" w:eastAsia="Calibri"/>
-          <w:b w:val="0"/>
-          <w:color w:val="2B2B2B"/>
-          <w:sz w:val="22"/>
-        </w:rPr>
-        <w:t xml:space="preserve"> Dibuja el diagrama como quieras en Excalidraw o draw.io: es mas rapido arrastrar cajas que escribir codigo, y ahi es donde piensas el modelo.</w:t>
-      </w:r>
-    </w:p>
-    <w:p>
-      <w:r>
-        <w:rPr>
-          <w:rFonts w:ascii="Calibri" w:hAnsi="Calibri" w:eastAsia="Calibri"/>
-          <w:b/>
-          <w:color w:val="2B2B2B"/>
-          <w:sz w:val="22"/>
-        </w:rPr>
-        <w:t>2. Traduce con IA:</w:t>
-      </w:r>
-      <w:r>
-        <w:rPr>
-          <w:rFonts w:ascii="Calibri" w:hAnsi="Calibri" w:eastAsia="Calibri"/>
-          <w:b w:val="0"/>
-          <w:color w:val="2B2B2B"/>
-          <w:sz w:val="22"/>
-        </w:rPr>
-        <w:t xml:space="preserve"> Copia o describe tu boceto a una IA y pidele el codigo Mermaid: «convierte este diagrama a Mermaid usando `flowchart`». Revisa el resultado: la IA acierta la sintaxis, no tu modelo.</w:t>
-      </w:r>
-    </w:p>
-    <w:p>
-      <w:r>
-        <w:rPr>
-          <w:rFonts w:ascii="Calibri" w:hAnsi="Calibri" w:eastAsia="Calibri"/>
-          <w:b/>
-          <w:color w:val="2B2B2B"/>
-          <w:sz w:val="22"/>
-        </w:rPr>
-        <w:t>3. Pega y renderiza en ExamLab:</w:t>
-      </w:r>
-      <w:r>
-        <w:rPr>
-          <w:rFonts w:ascii="Calibri" w:hAnsi="Calibri" w:eastAsia="Calibri"/>
-          <w:b w:val="0"/>
-          <w:color w:val="2B2B2B"/>
-          <w:sz w:val="22"/>
-        </w:rPr>
-        <w:t xml:space="preserve"> Pega ese codigo en la caja de texto de la pregunta y mira como lo dibuja la plataforma. Si no renderiza, corrige ahi mismo: lo que se califica es el diagrama renderizado dentro de ExamLab.</w:t>
-      </w:r>
-    </w:p>
-    <w:p>
-      <w:r>
-        <w:rPr>
-          <w:rFonts w:ascii="Calibri" w:hAnsi="Calibri" w:eastAsia="Calibri"/>
-          <w:b/>
-          <w:color w:val="2B2B2B"/>
-          <w:sz w:val="22"/>
-        </w:rPr>
-        <w:t>4. Guarda el PNG para tu PI:</w:t>
-      </w:r>
-      <w:r>
-        <w:rPr>
-          <w:rFonts w:ascii="Calibri" w:hAnsi="Calibri" w:eastAsia="Calibri"/>
-          <w:b w:val="0"/>
-          <w:color w:val="2B2B2B"/>
-          <w:sz w:val="22"/>
-        </w:rPr>
-        <w:t xml:space="preserve"> Exporta tambien la imagen a la carpeta de tu Proyecto Integrador. Esa copia es para tu informe; no reemplaza la respuesta en la plataforma.</w:t>
-      </w:r>
-    </w:p>
-    <w:p>
-      <w:pPr>
-        <w:spacing w:after="120" w:before="0"/>
-        <w:jc w:val="left"/>
-      </w:pPr>
-      <w:r>
-        <w:rPr>
-          <w:rFonts w:ascii="Calibri" w:hAnsi="Calibri" w:eastAsia="Calibri"/>
-          <w:b w:val="0"/>
-          <w:color w:val="2B2B2B"/>
-          <w:sz w:val="22"/>
-        </w:rPr>
-        <w:t>Si la IA te devuelve algo que no renderiza, no lo pegues tal cual: corrigelo en ExamLab hasta ver el dibujo. Un diagrama que no renderiza no se puede calificar.</w:t>
+        <w:t>Un cuadro de texto. Se escribe directamente en la plataforma; no se sube archivo.</w:t>
       </w:r>
     </w:p>
     <w:p>

--- a/Arquitectura de Sistemas Computacionales/Clases/Clase 2 - Modelos de servicio IaaS PaaS SaaS/Taller Clase 2 — ADR modelo de servicio CloudLite.docx
+++ b/Arquitectura de Sistemas Computacionales/Clases/Clase 2 - Modelos de servicio IaaS PaaS SaaS/Taller Clase 2 — ADR modelo de servicio CloudLite.docx
@@ -191,7 +191,7 @@
           <w:color w:val="2B2B2B"/>
           <w:sz w:val="22"/>
         </w:rPr>
-        <w:t>Partir de la ficha/C4 de Clase 1 (mismo dominio).</w:t>
+        <w:t>Partir de la ficha/C4 de Clase 1 (mismo dominio, no se cambia).</w:t>
       </w:r>
     </w:p>
     <w:p>
@@ -207,6 +207,39 @@
           <w:sz w:val="22"/>
         </w:rPr>
         <w:t>MVP académico típico: PaaS conceptual + SaaS satélite (auth/email).</w:t>
+      </w:r>
+    </w:p>
+    <w:p>
+      <w:pPr>
+        <w:pStyle w:val="ListBullet"/>
+        <w:spacing w:after="40"/>
+      </w:pPr>
+      <w:r>
+        <w:rPr>
+          <w:rFonts w:ascii="Calibri" w:hAnsi="Calibri" w:eastAsia="Calibri"/>
+          <w:b w:val="0"/>
+          <w:color w:val="2B2B2B"/>
+          <w:sz w:val="22"/>
+        </w:rPr>
+        <w:t xml:space="preserve">El ADR-001 son </w:t>
+      </w:r>
+      <w:r>
+        <w:rPr>
+          <w:rFonts w:ascii="Calibri" w:hAnsi="Calibri" w:eastAsia="Calibri"/>
+          <w:b/>
+          <w:color w:val="2B2B2B"/>
+          <w:sz w:val="22"/>
+        </w:rPr>
+        <w:t>6 secciones rotuladas</w:t>
+      </w:r>
+      <w:r>
+        <w:rPr>
+          <w:rFonts w:ascii="Calibri" w:hAnsi="Calibri" w:eastAsia="Calibri"/>
+          <w:b w:val="0"/>
+          <w:color w:val="2B2B2B"/>
+          <w:sz w:val="22"/>
+        </w:rPr>
+        <w:t>: Título · Estado · Contexto · Decisión · Alternativas descartadas · Consecuencias. Las 5 primeras van en la pregunta 6; Consecuencias es la pregunta 7.</w:t>
       </w:r>
     </w:p>
     <w:p>
@@ -297,7 +330,7 @@
           <w:color w:val="2B2B2B"/>
           <w:sz w:val="22"/>
         </w:rPr>
-        <w:t>Paso 2: construya en la pregunta 5 la matriz `Criterio | IaaS | PaaS | SaaS` con las cuatro filas en orden (control, costo cualitativo, operacion, time-to-demo) y maximo 2 lineas por celda; verifique que cada celda nombre una capacidad o una restriccion de SU dominio, y que la fila de operacion no afirme que en PaaS o SaaS usted deja de responder por su propia aplicacion.</w:t>
+        <w:t>Paso 2: construya en la pregunta 5 la matriz «Criterio | IaaS | PaaS | SaaS» con las cuatro filas en orden (control, costo cualitativo, operacion, time-to-demo) y maximo 2 lineas por celda; verifique que cada celda nombre una capacidad o una restriccion de SU dominio, y que la fila de operacion no afirme que en PaaS o SaaS usted deja de responder por su propia aplicacion.</w:t>
       </w:r>
     </w:p>
     <w:p>
@@ -312,7 +345,7 @@
           <w:color w:val="2B2B2B"/>
           <w:sz w:val="22"/>
         </w:rPr>
-        <w:t>Paso 3: redacte en la pregunta 6 el ADR-001 con titulo, estado con fecha, la decision en UNA sola frase con UN modelo dominante, y exactamente 2 alternativas descartadas con el motivo atado a su dominio; verifique que la seccion de decision no nombre dos modelos, porque en ese caso vale cero.</w:t>
+        <w:t>Paso 3: redacte en la pregunta 6 el ADR-001 con las cinco secciones rotuladas —titulo, estado con fecha, contexto con sus restricciones reales, la decision en UNA sola frase con UN modelo dominante, y exactamente 2 alternativas descartadas con el motivo atado a su dominio—; verifique que la seccion de decision no nombre dos modelos, porque en ese caso vale cero.</w:t>
       </w:r>
     </w:p>
     <w:p>
@@ -327,7 +360,7 @@
           <w:color w:val="2B2B2B"/>
           <w:sz w:val="22"/>
         </w:rPr>
-        <w:t>Paso 4: escriba en la pregunta 7 las consecuencias en los tres ejes (operacion, costo y aprendizaje), con al menos una positiva y una negativa por eje marcadas con + y -, y verifique que al menos una negativa hable de amarre al proveedor o de perdida de control; guarde y continue, que la actividad se entrega completa al cierre del corte.</w:t>
+        <w:t>Paso 4: escriba en la pregunta 7 la seccion 6 del mismo ADR, las consecuencias en los tres ejes (operacion, costo y aprendizaje), con al menos una positiva y una negativa por eje marcadas con + y -, y verifique que al menos una negativa hable de amarre al proveedor o de perdida de control; guarde y continue, que la actividad se entrega completa al cierre del corte.</w:t>
       </w:r>
     </w:p>
     <w:p>
@@ -342,7 +375,900 @@
           <w:color w:val="095292"/>
           <w:sz w:val="24"/>
         </w:rPr>
-        <w:t>7. Criterio de éxito</w:t>
+        <w:t>7. Plantilla del entregable (copia esto y llénalo)</w:t>
+      </w:r>
+    </w:p>
+    <w:p>
+      <w:pPr>
+        <w:spacing w:after="120" w:before="0"/>
+        <w:jc w:val="left"/>
+      </w:pPr>
+      <w:r>
+        <w:rPr>
+          <w:rFonts w:ascii="Calibri" w:hAnsi="Calibri" w:eastAsia="Calibri"/>
+          <w:b w:val="0"/>
+          <w:color w:val="2B2B2B"/>
+          <w:sz w:val="20"/>
+        </w:rPr>
+        <w:t>Esta es exactamente la estructura que se califica. Copia el bloque tal cual en tu documento, llénalo, y pega cada parte en la pregunta de ExamLab que corresponda. Los nombres no se cambian.</w:t>
+      </w:r>
+    </w:p>
+    <w:p>
+      <w:pPr>
+        <w:spacing w:after="0" w:before="0"/>
+        <w:jc w:val="left"/>
+        <w:shd w:val="clear" w:fill="F2F2F3"/>
+      </w:pPr>
+      <w:r>
+        <w:rPr>
+          <w:rFonts w:ascii="Consolas" w:hAnsi="Consolas" w:eastAsia="Consolas"/>
+          <w:b w:val="0"/>
+          <w:color w:val="2B2B2B"/>
+          <w:sz w:val="18"/>
+        </w:rPr>
+        <w:t>A) MATRIZ IaaS / PaaS / SaaS DE TU DOMINIO   (pregunta 5)</w:t>
+      </w:r>
+    </w:p>
+    <w:p>
+      <w:pPr>
+        <w:spacing w:after="0" w:before="0"/>
+        <w:jc w:val="left"/>
+        <w:shd w:val="clear" w:fill="F2F2F3"/>
+      </w:pPr>
+      <w:r>
+        <w:rPr>
+          <w:rFonts w:ascii="Consolas" w:hAnsi="Consolas" w:eastAsia="Consolas"/>
+          <w:b w:val="0"/>
+          <w:color w:val="2B2B2B"/>
+          <w:sz w:val="18"/>
+        </w:rPr>
+        <w:t xml:space="preserve">   Encabezados y filas exactos, en este orden. Ninguna celda queda vacia y ninguna pasa</w:t>
+      </w:r>
+    </w:p>
+    <w:p>
+      <w:pPr>
+        <w:spacing w:after="0" w:before="0"/>
+        <w:jc w:val="left"/>
+        <w:shd w:val="clear" w:fill="F2F2F3"/>
+      </w:pPr>
+      <w:r>
+        <w:rPr>
+          <w:rFonts w:ascii="Consolas" w:hAnsi="Consolas" w:eastAsia="Consolas"/>
+          <w:b w:val="0"/>
+          <w:color w:val="2B2B2B"/>
+          <w:sz w:val="18"/>
+        </w:rPr>
+        <w:t xml:space="preserve">   de 2 lineas. Cada celda habla de TU dominio y de TUS capacidades, no de teoria general:</w:t>
+      </w:r>
+    </w:p>
+    <w:p>
+      <w:pPr>
+        <w:spacing w:after="0" w:before="0"/>
+        <w:jc w:val="left"/>
+        <w:shd w:val="clear" w:fill="F2F2F3"/>
+      </w:pPr>
+      <w:r>
+        <w:rPr>
+          <w:rFonts w:ascii="Consolas" w:hAnsi="Consolas" w:eastAsia="Consolas"/>
+          <w:b w:val="0"/>
+          <w:color w:val="2B2B2B"/>
+          <w:sz w:val="18"/>
+        </w:rPr>
+        <w:t xml:space="preserve">   «mas control» no dice nada; «puedo instalar la libreria que necesita el prestamo» si.</w:t>
+      </w:r>
+    </w:p>
+    <w:p>
+      <w:pPr>
+        <w:spacing w:after="0" w:before="0"/>
+        <w:jc w:val="left"/>
+        <w:shd w:val="clear" w:fill="F2F2F3"/>
+      </w:pPr>
+      <w:r>
+        <w:rPr>
+          <w:rFonts w:ascii="Consolas" w:hAnsi="Consolas" w:eastAsia="Consolas"/>
+          <w:b w:val="0"/>
+          <w:color w:val="2B2B2B"/>
+          <w:sz w:val="18"/>
+        </w:rPr>
+        <w:t xml:space="preserve"> </w:t>
+      </w:r>
+    </w:p>
+    <w:p>
+      <w:pPr>
+        <w:spacing w:after="0" w:before="0"/>
+        <w:jc w:val="left"/>
+        <w:shd w:val="clear" w:fill="F2F2F3"/>
+      </w:pPr>
+      <w:r>
+        <w:rPr>
+          <w:rFonts w:ascii="Consolas" w:hAnsi="Consolas" w:eastAsia="Consolas"/>
+          <w:b w:val="0"/>
+          <w:color w:val="2B2B2B"/>
+          <w:sz w:val="18"/>
+        </w:rPr>
+        <w:t xml:space="preserve">   | Criterio          | IaaS                 | PaaS                 | SaaS                 |</w:t>
+      </w:r>
+    </w:p>
+    <w:p>
+      <w:pPr>
+        <w:spacing w:after="0" w:before="0"/>
+        <w:jc w:val="left"/>
+        <w:shd w:val="clear" w:fill="F2F2F3"/>
+      </w:pPr>
+      <w:r>
+        <w:rPr>
+          <w:rFonts w:ascii="Consolas" w:hAnsi="Consolas" w:eastAsia="Consolas"/>
+          <w:b w:val="0"/>
+          <w:color w:val="2B2B2B"/>
+          <w:sz w:val="18"/>
+        </w:rPr>
+        <w:t xml:space="preserve">   |-------------------|----------------------|----------------------|----------------------|</w:t>
+      </w:r>
+    </w:p>
+    <w:p>
+      <w:pPr>
+        <w:spacing w:after="0" w:before="0"/>
+        <w:jc w:val="left"/>
+        <w:shd w:val="clear" w:fill="F2F2F3"/>
+      </w:pPr>
+      <w:r>
+        <w:rPr>
+          <w:rFonts w:ascii="Consolas" w:hAnsi="Consolas" w:eastAsia="Consolas"/>
+          <w:b w:val="0"/>
+          <w:color w:val="2B2B2B"/>
+          <w:sz w:val="18"/>
+        </w:rPr>
+        <w:t xml:space="preserve">   | Control           |                      |                      |                      |</w:t>
+      </w:r>
+    </w:p>
+    <w:p>
+      <w:pPr>
+        <w:spacing w:after="0" w:before="0"/>
+        <w:jc w:val="left"/>
+        <w:shd w:val="clear" w:fill="F2F2F3"/>
+      </w:pPr>
+      <w:r>
+        <w:rPr>
+          <w:rFonts w:ascii="Consolas" w:hAnsi="Consolas" w:eastAsia="Consolas"/>
+          <w:b w:val="0"/>
+          <w:color w:val="2B2B2B"/>
+          <w:sz w:val="18"/>
+        </w:rPr>
+        <w:t xml:space="preserve">   |                   |                      |                      |                      |</w:t>
+      </w:r>
+    </w:p>
+    <w:p>
+      <w:pPr>
+        <w:spacing w:after="0" w:before="0"/>
+        <w:jc w:val="left"/>
+        <w:shd w:val="clear" w:fill="F2F2F3"/>
+      </w:pPr>
+      <w:r>
+        <w:rPr>
+          <w:rFonts w:ascii="Consolas" w:hAnsi="Consolas" w:eastAsia="Consolas"/>
+          <w:b w:val="0"/>
+          <w:color w:val="2B2B2B"/>
+          <w:sz w:val="18"/>
+        </w:rPr>
+        <w:t xml:space="preserve">   | Costo cualitativo |                      |                      |                      |</w:t>
+      </w:r>
+    </w:p>
+    <w:p>
+      <w:pPr>
+        <w:spacing w:after="0" w:before="0"/>
+        <w:jc w:val="left"/>
+        <w:shd w:val="clear" w:fill="F2F2F3"/>
+      </w:pPr>
+      <w:r>
+        <w:rPr>
+          <w:rFonts w:ascii="Consolas" w:hAnsi="Consolas" w:eastAsia="Consolas"/>
+          <w:b w:val="0"/>
+          <w:color w:val="2B2B2B"/>
+          <w:sz w:val="18"/>
+        </w:rPr>
+        <w:t xml:space="preserve">   |                   |                      |                      |                      |</w:t>
+      </w:r>
+    </w:p>
+    <w:p>
+      <w:pPr>
+        <w:spacing w:after="0" w:before="0"/>
+        <w:jc w:val="left"/>
+        <w:shd w:val="clear" w:fill="F2F2F3"/>
+      </w:pPr>
+      <w:r>
+        <w:rPr>
+          <w:rFonts w:ascii="Consolas" w:hAnsi="Consolas" w:eastAsia="Consolas"/>
+          <w:b w:val="0"/>
+          <w:color w:val="2B2B2B"/>
+          <w:sz w:val="18"/>
+        </w:rPr>
+        <w:t xml:space="preserve">   | Operacion         |                      |                      |                      |</w:t>
+      </w:r>
+    </w:p>
+    <w:p>
+      <w:pPr>
+        <w:spacing w:after="0" w:before="0"/>
+        <w:jc w:val="left"/>
+        <w:shd w:val="clear" w:fill="F2F2F3"/>
+      </w:pPr>
+      <w:r>
+        <w:rPr>
+          <w:rFonts w:ascii="Consolas" w:hAnsi="Consolas" w:eastAsia="Consolas"/>
+          <w:b w:val="0"/>
+          <w:color w:val="2B2B2B"/>
+          <w:sz w:val="18"/>
+        </w:rPr>
+        <w:t xml:space="preserve">   |                   |                      |                      |                      |</w:t>
+      </w:r>
+    </w:p>
+    <w:p>
+      <w:pPr>
+        <w:spacing w:after="0" w:before="0"/>
+        <w:jc w:val="left"/>
+        <w:shd w:val="clear" w:fill="F2F2F3"/>
+      </w:pPr>
+      <w:r>
+        <w:rPr>
+          <w:rFonts w:ascii="Consolas" w:hAnsi="Consolas" w:eastAsia="Consolas"/>
+          <w:b w:val="0"/>
+          <w:color w:val="2B2B2B"/>
+          <w:sz w:val="18"/>
+        </w:rPr>
+        <w:t xml:space="preserve">   | Time-to-demo      |                      |                      |                      |</w:t>
+      </w:r>
+    </w:p>
+    <w:p>
+      <w:pPr>
+        <w:spacing w:after="0" w:before="0"/>
+        <w:jc w:val="left"/>
+        <w:shd w:val="clear" w:fill="F2F2F3"/>
+      </w:pPr>
+      <w:r>
+        <w:rPr>
+          <w:rFonts w:ascii="Consolas" w:hAnsi="Consolas" w:eastAsia="Consolas"/>
+          <w:b w:val="0"/>
+          <w:color w:val="2B2B2B"/>
+          <w:sz w:val="18"/>
+        </w:rPr>
+        <w:t xml:space="preserve">   |                   |                      |                      |                      |</w:t>
+      </w:r>
+    </w:p>
+    <w:p>
+      <w:pPr>
+        <w:spacing w:after="0" w:before="0"/>
+        <w:jc w:val="left"/>
+        <w:shd w:val="clear" w:fill="F2F2F3"/>
+      </w:pPr>
+      <w:r>
+        <w:rPr>
+          <w:rFonts w:ascii="Consolas" w:hAnsi="Consolas" w:eastAsia="Consolas"/>
+          <w:b w:val="0"/>
+          <w:color w:val="2B2B2B"/>
+          <w:sz w:val="18"/>
+        </w:rPr>
+        <w:t xml:space="preserve"> </w:t>
+      </w:r>
+    </w:p>
+    <w:p>
+      <w:pPr>
+        <w:spacing w:after="0" w:before="0"/>
+        <w:jc w:val="left"/>
+        <w:shd w:val="clear" w:fill="F2F2F3"/>
+      </w:pPr>
+      <w:r>
+        <w:rPr>
+          <w:rFonts w:ascii="Consolas" w:hAnsi="Consolas" w:eastAsia="Consolas"/>
+          <w:b w:val="0"/>
+          <w:color w:val="2B2B2B"/>
+          <w:sz w:val="18"/>
+        </w:rPr>
+        <w:t xml:space="preserve">   Fila Operacion: di QUIEN opera el sistema operativo y el runtime en cada modelo. Es la</w:t>
+      </w:r>
+    </w:p>
+    <w:p>
+      <w:pPr>
+        <w:spacing w:after="0" w:before="0"/>
+        <w:jc w:val="left"/>
+        <w:shd w:val="clear" w:fill="F2F2F3"/>
+      </w:pPr>
+      <w:r>
+        <w:rPr>
+          <w:rFonts w:ascii="Consolas" w:hAnsi="Consolas" w:eastAsia="Consolas"/>
+          <w:b w:val="0"/>
+          <w:color w:val="2B2B2B"/>
+          <w:sz w:val="18"/>
+        </w:rPr>
+        <w:t xml:space="preserve">   que mas se equivoca: la responsabilidad no desaparece al subir de nivel, se reparte, y</w:t>
+      </w:r>
+    </w:p>
+    <w:p>
+      <w:pPr>
+        <w:spacing w:after="0" w:before="0"/>
+        <w:jc w:val="left"/>
+        <w:shd w:val="clear" w:fill="F2F2F3"/>
+      </w:pPr>
+      <w:r>
+        <w:rPr>
+          <w:rFonts w:ascii="Consolas" w:hAnsi="Consolas" w:eastAsia="Consolas"/>
+          <w:b w:val="0"/>
+          <w:color w:val="2B2B2B"/>
+          <w:sz w:val="18"/>
+        </w:rPr>
+        <w:t xml:space="preserve">   en los tres modelos tu sigues respondiendo por tu aplicacion, tus permisos y tus datos.</w:t>
+      </w:r>
+    </w:p>
+    <w:p>
+      <w:pPr>
+        <w:spacing w:after="0" w:before="0"/>
+        <w:jc w:val="left"/>
+        <w:shd w:val="clear" w:fill="F2F2F3"/>
+      </w:pPr>
+      <w:r>
+        <w:rPr>
+          <w:rFonts w:ascii="Consolas" w:hAnsi="Consolas" w:eastAsia="Consolas"/>
+          <w:b w:val="0"/>
+          <w:color w:val="2B2B2B"/>
+          <w:sz w:val="18"/>
+        </w:rPr>
+        <w:t xml:space="preserve"> </w:t>
+      </w:r>
+    </w:p>
+    <w:p>
+      <w:pPr>
+        <w:spacing w:after="0" w:before="0"/>
+        <w:jc w:val="left"/>
+        <w:shd w:val="clear" w:fill="F2F2F3"/>
+      </w:pPr>
+      <w:r>
+        <w:rPr>
+          <w:rFonts w:ascii="Consolas" w:hAnsi="Consolas" w:eastAsia="Consolas"/>
+          <w:b w:val="0"/>
+          <w:color w:val="2B2B2B"/>
+          <w:sz w:val="18"/>
+        </w:rPr>
+        <w:t>B) ADR-001  —  6 secciones rotuladas   (1 a 5 = pregunta 6 · 6 = pregunta 7)</w:t>
+      </w:r>
+    </w:p>
+    <w:p>
+      <w:pPr>
+        <w:spacing w:after="0" w:before="0"/>
+        <w:jc w:val="left"/>
+        <w:shd w:val="clear" w:fill="F2F2F3"/>
+      </w:pPr>
+      <w:r>
+        <w:rPr>
+          <w:rFonts w:ascii="Consolas" w:hAnsi="Consolas" w:eastAsia="Consolas"/>
+          <w:b w:val="0"/>
+          <w:color w:val="2B2B2B"/>
+          <w:sz w:val="18"/>
+        </w:rPr>
+        <w:t xml:space="preserve">   Copia los rotulos tal cual, no agregues secciones y no pases de 1 pagina en total.</w:t>
+      </w:r>
+    </w:p>
+    <w:p>
+      <w:pPr>
+        <w:spacing w:after="0" w:before="0"/>
+        <w:jc w:val="left"/>
+        <w:shd w:val="clear" w:fill="F2F2F3"/>
+      </w:pPr>
+      <w:r>
+        <w:rPr>
+          <w:rFonts w:ascii="Consolas" w:hAnsi="Consolas" w:eastAsia="Consolas"/>
+          <w:b w:val="0"/>
+          <w:color w:val="2B2B2B"/>
+          <w:sz w:val="18"/>
+        </w:rPr>
+        <w:t xml:space="preserve"> </w:t>
+      </w:r>
+    </w:p>
+    <w:p>
+      <w:pPr>
+        <w:spacing w:after="0" w:before="0"/>
+        <w:jc w:val="left"/>
+        <w:shd w:val="clear" w:fill="F2F2F3"/>
+      </w:pPr>
+      <w:r>
+        <w:rPr>
+          <w:rFonts w:ascii="Consolas" w:hAnsi="Consolas" w:eastAsia="Consolas"/>
+          <w:b w:val="0"/>
+          <w:color w:val="2B2B2B"/>
+          <w:sz w:val="18"/>
+        </w:rPr>
+        <w:t xml:space="preserve">   1. Titulo</w:t>
+      </w:r>
+    </w:p>
+    <w:p>
+      <w:pPr>
+        <w:spacing w:after="0" w:before="0"/>
+        <w:jc w:val="left"/>
+        <w:shd w:val="clear" w:fill="F2F2F3"/>
+      </w:pPr>
+      <w:r>
+        <w:rPr>
+          <w:rFonts w:ascii="Consolas" w:hAnsi="Consolas" w:eastAsia="Consolas"/>
+          <w:b w:val="0"/>
+          <w:color w:val="2B2B2B"/>
+          <w:sz w:val="18"/>
+        </w:rPr>
+        <w:t xml:space="preserve">      ADR-001 Modelo de servicio dominante de CloudLite App</w:t>
+      </w:r>
+    </w:p>
+    <w:p>
+      <w:pPr>
+        <w:spacing w:after="0" w:before="0"/>
+        <w:jc w:val="left"/>
+        <w:shd w:val="clear" w:fill="F2F2F3"/>
+      </w:pPr>
+      <w:r>
+        <w:rPr>
+          <w:rFonts w:ascii="Consolas" w:hAnsi="Consolas" w:eastAsia="Consolas"/>
+          <w:b w:val="0"/>
+          <w:color w:val="2B2B2B"/>
+          <w:sz w:val="18"/>
+        </w:rPr>
+        <w:t xml:space="preserve"> </w:t>
+      </w:r>
+    </w:p>
+    <w:p>
+      <w:pPr>
+        <w:spacing w:after="0" w:before="0"/>
+        <w:jc w:val="left"/>
+        <w:shd w:val="clear" w:fill="F2F2F3"/>
+      </w:pPr>
+      <w:r>
+        <w:rPr>
+          <w:rFonts w:ascii="Consolas" w:hAnsi="Consolas" w:eastAsia="Consolas"/>
+          <w:b w:val="0"/>
+          <w:color w:val="2B2B2B"/>
+          <w:sz w:val="18"/>
+        </w:rPr>
+        <w:t xml:space="preserve">   2. Estado</w:t>
+      </w:r>
+    </w:p>
+    <w:p>
+      <w:pPr>
+        <w:spacing w:after="0" w:before="0"/>
+        <w:jc w:val="left"/>
+        <w:shd w:val="clear" w:fill="F2F2F3"/>
+      </w:pPr>
+      <w:r>
+        <w:rPr>
+          <w:rFonts w:ascii="Consolas" w:hAnsi="Consolas" w:eastAsia="Consolas"/>
+          <w:b w:val="0"/>
+          <w:color w:val="2B2B2B"/>
+          <w:sz w:val="18"/>
+        </w:rPr>
+        <w:t xml:space="preserve">      Aceptado - [fecha de hoy: __ / __ / 2026]</w:t>
+      </w:r>
+    </w:p>
+    <w:p>
+      <w:pPr>
+        <w:spacing w:after="0" w:before="0"/>
+        <w:jc w:val="left"/>
+        <w:shd w:val="clear" w:fill="F2F2F3"/>
+      </w:pPr>
+      <w:r>
+        <w:rPr>
+          <w:rFonts w:ascii="Consolas" w:hAnsi="Consolas" w:eastAsia="Consolas"/>
+          <w:b w:val="0"/>
+          <w:color w:val="2B2B2B"/>
+          <w:sz w:val="18"/>
+        </w:rPr>
+        <w:t xml:space="preserve"> </w:t>
+      </w:r>
+    </w:p>
+    <w:p>
+      <w:pPr>
+        <w:spacing w:after="0" w:before="0"/>
+        <w:jc w:val="left"/>
+        <w:shd w:val="clear" w:fill="F2F2F3"/>
+      </w:pPr>
+      <w:r>
+        <w:rPr>
+          <w:rFonts w:ascii="Consolas" w:hAnsi="Consolas" w:eastAsia="Consolas"/>
+          <w:b w:val="0"/>
+          <w:color w:val="2B2B2B"/>
+          <w:sz w:val="18"/>
+        </w:rPr>
+        <w:t xml:space="preserve">   3. Contexto        &lt;- RESTRICCIONES reales, no un resumen del tema (2 o 3 lineas)</w:t>
+      </w:r>
+    </w:p>
+    <w:p>
+      <w:pPr>
+        <w:spacing w:after="0" w:before="0"/>
+        <w:jc w:val="left"/>
+        <w:shd w:val="clear" w:fill="F2F2F3"/>
+      </w:pPr>
+      <w:r>
+        <w:rPr>
+          <w:rFonts w:ascii="Consolas" w:hAnsi="Consolas" w:eastAsia="Consolas"/>
+          <w:b w:val="0"/>
+          <w:color w:val="2B2B2B"/>
+          <w:sz w:val="18"/>
+        </w:rPr>
+        <w:t xml:space="preserve">      Dominio: [el mismo de la ficha y del C4 Context de la Clase 1]</w:t>
+      </w:r>
+    </w:p>
+    <w:p>
+      <w:pPr>
+        <w:spacing w:after="0" w:before="0"/>
+        <w:jc w:val="left"/>
+        <w:shd w:val="clear" w:fill="F2F2F3"/>
+      </w:pPr>
+      <w:r>
+        <w:rPr>
+          <w:rFonts w:ascii="Consolas" w:hAnsi="Consolas" w:eastAsia="Consolas"/>
+          <w:b w:val="0"/>
+          <w:color w:val="2B2B2B"/>
+          <w:sz w:val="18"/>
+        </w:rPr>
+        <w:t xml:space="preserve">      Quien sostiene el proyecto: [ ... ]      En cuanto tiempo: [ ... semanas]</w:t>
+      </w:r>
+    </w:p>
+    <w:p>
+      <w:pPr>
+        <w:spacing w:after="0" w:before="0"/>
+        <w:jc w:val="left"/>
+        <w:shd w:val="clear" w:fill="F2F2F3"/>
+      </w:pPr>
+      <w:r>
+        <w:rPr>
+          <w:rFonts w:ascii="Consolas" w:hAnsi="Consolas" w:eastAsia="Consolas"/>
+          <w:b w:val="0"/>
+          <w:color w:val="2B2B2B"/>
+          <w:sz w:val="18"/>
+        </w:rPr>
+        <w:t xml:space="preserve">      Presupuesto y medios de pago: [ ... ]</w:t>
+      </w:r>
+    </w:p>
+    <w:p>
+      <w:pPr>
+        <w:spacing w:after="0" w:before="0"/>
+        <w:jc w:val="left"/>
+        <w:shd w:val="clear" w:fill="F2F2F3"/>
+      </w:pPr>
+      <w:r>
+        <w:rPr>
+          <w:rFonts w:ascii="Consolas" w:hAnsi="Consolas" w:eastAsia="Consolas"/>
+          <w:b w:val="0"/>
+          <w:color w:val="2B2B2B"/>
+          <w:sz w:val="18"/>
+        </w:rPr>
+        <w:t xml:space="preserve">      Prueba: del contexto se deduce por que descartaste las dos alternativas. Si no se</w:t>
+      </w:r>
+    </w:p>
+    <w:p>
+      <w:pPr>
+        <w:spacing w:after="0" w:before="0"/>
+        <w:jc w:val="left"/>
+        <w:shd w:val="clear" w:fill="F2F2F3"/>
+      </w:pPr>
+      <w:r>
+        <w:rPr>
+          <w:rFonts w:ascii="Consolas" w:hAnsi="Consolas" w:eastAsia="Consolas"/>
+          <w:b w:val="0"/>
+          <w:color w:val="2B2B2B"/>
+          <w:sz w:val="18"/>
+        </w:rPr>
+        <w:t xml:space="preserve">      deduce, todavia no es contexto.</w:t>
+      </w:r>
+    </w:p>
+    <w:p>
+      <w:pPr>
+        <w:spacing w:after="0" w:before="0"/>
+        <w:jc w:val="left"/>
+        <w:shd w:val="clear" w:fill="F2F2F3"/>
+      </w:pPr>
+      <w:r>
+        <w:rPr>
+          <w:rFonts w:ascii="Consolas" w:hAnsi="Consolas" w:eastAsia="Consolas"/>
+          <w:b w:val="0"/>
+          <w:color w:val="2B2B2B"/>
+          <w:sz w:val="18"/>
+        </w:rPr>
+        <w:t xml:space="preserve"> </w:t>
+      </w:r>
+    </w:p>
+    <w:p>
+      <w:pPr>
+        <w:spacing w:after="0" w:before="0"/>
+        <w:jc w:val="left"/>
+        <w:shd w:val="clear" w:fill="F2F2F3"/>
+      </w:pPr>
+      <w:r>
+        <w:rPr>
+          <w:rFonts w:ascii="Consolas" w:hAnsi="Consolas" w:eastAsia="Consolas"/>
+          <w:b w:val="0"/>
+          <w:color w:val="2B2B2B"/>
+          <w:sz w:val="18"/>
+        </w:rPr>
+        <w:t xml:space="preserve">   4. Decision        &lt;- UNA sola frase, UN solo modelo dominante (dos modelos = 0 pts aqui)</w:t>
+      </w:r>
+    </w:p>
+    <w:p>
+      <w:pPr>
+        <w:spacing w:after="0" w:before="0"/>
+        <w:jc w:val="left"/>
+        <w:shd w:val="clear" w:fill="F2F2F3"/>
+      </w:pPr>
+      <w:r>
+        <w:rPr>
+          <w:rFonts w:ascii="Consolas" w:hAnsi="Consolas" w:eastAsia="Consolas"/>
+          <w:b w:val="0"/>
+          <w:color w:val="2B2B2B"/>
+          <w:sz w:val="18"/>
+        </w:rPr>
+        <w:t xml:space="preserve">      [ ... ]</w:t>
+      </w:r>
+    </w:p>
+    <w:p>
+      <w:pPr>
+        <w:spacing w:after="0" w:before="0"/>
+        <w:jc w:val="left"/>
+        <w:shd w:val="clear" w:fill="F2F2F3"/>
+      </w:pPr>
+      <w:r>
+        <w:rPr>
+          <w:rFonts w:ascii="Consolas" w:hAnsi="Consolas" w:eastAsia="Consolas"/>
+          <w:b w:val="0"/>
+          <w:color w:val="2B2B2B"/>
+          <w:sz w:val="18"/>
+        </w:rPr>
+        <w:t xml:space="preserve"> </w:t>
+      </w:r>
+    </w:p>
+    <w:p>
+      <w:pPr>
+        <w:spacing w:after="0" w:before="0"/>
+        <w:jc w:val="left"/>
+        <w:shd w:val="clear" w:fill="F2F2F3"/>
+      </w:pPr>
+      <w:r>
+        <w:rPr>
+          <w:rFonts w:ascii="Consolas" w:hAnsi="Consolas" w:eastAsia="Consolas"/>
+          <w:b w:val="0"/>
+          <w:color w:val="2B2B2B"/>
+          <w:sz w:val="18"/>
+        </w:rPr>
+        <w:t xml:space="preserve">   5. Alternativas descartadas        &lt;- exactamente 2, ni 1 ni 3</w:t>
+      </w:r>
+    </w:p>
+    <w:p>
+      <w:pPr>
+        <w:spacing w:after="0" w:before="0"/>
+        <w:jc w:val="left"/>
+        <w:shd w:val="clear" w:fill="F2F2F3"/>
+      </w:pPr>
+      <w:r>
+        <w:rPr>
+          <w:rFonts w:ascii="Consolas" w:hAnsi="Consolas" w:eastAsia="Consolas"/>
+          <w:b w:val="0"/>
+          <w:color w:val="2B2B2B"/>
+          <w:sz w:val="18"/>
+        </w:rPr>
+        <w:t xml:space="preserve">      - [modelo]: [motivo atado a tu dominio: mas caro o mas complejo PARA QUE de tu sistema]</w:t>
+      </w:r>
+    </w:p>
+    <w:p>
+      <w:pPr>
+        <w:spacing w:after="0" w:before="0"/>
+        <w:jc w:val="left"/>
+        <w:shd w:val="clear" w:fill="F2F2F3"/>
+      </w:pPr>
+      <w:r>
+        <w:rPr>
+          <w:rFonts w:ascii="Consolas" w:hAnsi="Consolas" w:eastAsia="Consolas"/>
+          <w:b w:val="0"/>
+          <w:color w:val="2B2B2B"/>
+          <w:sz w:val="18"/>
+        </w:rPr>
+        <w:t xml:space="preserve">      - [modelo]: [ ... ]</w:t>
+      </w:r>
+    </w:p>
+    <w:p>
+      <w:pPr>
+        <w:spacing w:after="0" w:before="0"/>
+        <w:jc w:val="left"/>
+        <w:shd w:val="clear" w:fill="F2F2F3"/>
+      </w:pPr>
+      <w:r>
+        <w:rPr>
+          <w:rFonts w:ascii="Consolas" w:hAnsi="Consolas" w:eastAsia="Consolas"/>
+          <w:b w:val="0"/>
+          <w:color w:val="2B2B2B"/>
+          <w:sz w:val="18"/>
+        </w:rPr>
+        <w:t xml:space="preserve">      (si consumes SaaS satelite para identidad o correo, aclaralo aqui: no rompe la regla)</w:t>
+      </w:r>
+    </w:p>
+    <w:p>
+      <w:pPr>
+        <w:spacing w:after="0" w:before="0"/>
+        <w:jc w:val="left"/>
+        <w:shd w:val="clear" w:fill="F2F2F3"/>
+      </w:pPr>
+      <w:r>
+        <w:rPr>
+          <w:rFonts w:ascii="Consolas" w:hAnsi="Consolas" w:eastAsia="Consolas"/>
+          <w:b w:val="0"/>
+          <w:color w:val="2B2B2B"/>
+          <w:sz w:val="18"/>
+        </w:rPr>
+        <w:t xml:space="preserve"> </w:t>
+      </w:r>
+    </w:p>
+    <w:p>
+      <w:pPr>
+        <w:spacing w:after="0" w:before="0"/>
+        <w:jc w:val="left"/>
+        <w:shd w:val="clear" w:fill="F2F2F3"/>
+      </w:pPr>
+      <w:r>
+        <w:rPr>
+          <w:rFonts w:ascii="Consolas" w:hAnsi="Consolas" w:eastAsia="Consolas"/>
+          <w:b w:val="0"/>
+          <w:color w:val="2B2B2B"/>
+          <w:sz w:val="18"/>
+        </w:rPr>
+        <w:t xml:space="preserve">   6. Consecuencias   (pregunta 7)   &lt;- los tres ejes, cada uno con una + y una -</w:t>
+      </w:r>
+    </w:p>
+    <w:p>
+      <w:pPr>
+        <w:spacing w:after="0" w:before="0"/>
+        <w:jc w:val="left"/>
+        <w:shd w:val="clear" w:fill="F2F2F3"/>
+      </w:pPr>
+      <w:r>
+        <w:rPr>
+          <w:rFonts w:ascii="Consolas" w:hAnsi="Consolas" w:eastAsia="Consolas"/>
+          <w:b w:val="0"/>
+          <w:color w:val="2B2B2B"/>
+          <w:sz w:val="18"/>
+        </w:rPr>
+        <w:t xml:space="preserve">      Operacion     + [que empiezas a hacer]</w:t>
+      </w:r>
+    </w:p>
+    <w:p>
+      <w:pPr>
+        <w:spacing w:after="0" w:before="0"/>
+        <w:jc w:val="left"/>
+        <w:shd w:val="clear" w:fill="F2F2F3"/>
+      </w:pPr>
+      <w:r>
+        <w:rPr>
+          <w:rFonts w:ascii="Consolas" w:hAnsi="Consolas" w:eastAsia="Consolas"/>
+          <w:b w:val="0"/>
+          <w:color w:val="2B2B2B"/>
+          <w:sz w:val="18"/>
+        </w:rPr>
+        <w:t xml:space="preserve">                    - [ ... ]</w:t>
+      </w:r>
+    </w:p>
+    <w:p>
+      <w:pPr>
+        <w:spacing w:after="0" w:before="0"/>
+        <w:jc w:val="left"/>
+        <w:shd w:val="clear" w:fill="F2F2F3"/>
+      </w:pPr>
+      <w:r>
+        <w:rPr>
+          <w:rFonts w:ascii="Consolas" w:hAnsi="Consolas" w:eastAsia="Consolas"/>
+          <w:b w:val="0"/>
+          <w:color w:val="2B2B2B"/>
+          <w:sz w:val="18"/>
+        </w:rPr>
+        <w:t xml:space="preserve">      Costo         + [que se abarata]</w:t>
+      </w:r>
+    </w:p>
+    <w:p>
+      <w:pPr>
+        <w:spacing w:after="0" w:before="0"/>
+        <w:jc w:val="left"/>
+        <w:shd w:val="clear" w:fill="F2F2F3"/>
+      </w:pPr>
+      <w:r>
+        <w:rPr>
+          <w:rFonts w:ascii="Consolas" w:hAnsi="Consolas" w:eastAsia="Consolas"/>
+          <w:b w:val="0"/>
+          <w:color w:val="2B2B2B"/>
+          <w:sz w:val="18"/>
+        </w:rPr>
+        <w:t xml:space="preserve">                    - [que se encarece]</w:t>
+      </w:r>
+    </w:p>
+    <w:p>
+      <w:pPr>
+        <w:spacing w:after="0" w:before="0"/>
+        <w:jc w:val="left"/>
+        <w:shd w:val="clear" w:fill="F2F2F3"/>
+      </w:pPr>
+      <w:r>
+        <w:rPr>
+          <w:rFonts w:ascii="Consolas" w:hAnsi="Consolas" w:eastAsia="Consolas"/>
+          <w:b w:val="0"/>
+          <w:color w:val="2B2B2B"/>
+          <w:sz w:val="18"/>
+        </w:rPr>
+        <w:t xml:space="preserve">      Aprendizaje   + [ ... ]</w:t>
+      </w:r>
+    </w:p>
+    <w:p>
+      <w:pPr>
+        <w:spacing w:after="0" w:before="0"/>
+        <w:jc w:val="left"/>
+        <w:shd w:val="clear" w:fill="F2F2F3"/>
+      </w:pPr>
+      <w:r>
+        <w:rPr>
+          <w:rFonts w:ascii="Consolas" w:hAnsi="Consolas" w:eastAsia="Consolas"/>
+          <w:b w:val="0"/>
+          <w:color w:val="2B2B2B"/>
+          <w:sz w:val="18"/>
+        </w:rPr>
+        <w:t xml:space="preserve">                    - [ ... ]</w:t>
+      </w:r>
+    </w:p>
+    <w:p>
+      <w:pPr>
+        <w:spacing w:after="0" w:before="0"/>
+        <w:jc w:val="left"/>
+        <w:shd w:val="clear" w:fill="F2F2F3"/>
+      </w:pPr>
+      <w:r>
+        <w:rPr>
+          <w:rFonts w:ascii="Consolas" w:hAnsi="Consolas" w:eastAsia="Consolas"/>
+          <w:b w:val="0"/>
+          <w:color w:val="2B2B2B"/>
+          <w:sz w:val="18"/>
+        </w:rPr>
+        <w:t xml:space="preserve">      Al menos UNA de las tres negativas habla de amarre al proveedor o de perdida de</w:t>
+      </w:r>
+    </w:p>
+    <w:p>
+      <w:pPr>
+        <w:spacing w:after="0" w:before="0"/>
+        <w:jc w:val="left"/>
+        <w:shd w:val="clear" w:fill="F2F2F3"/>
+      </w:pPr>
+      <w:r>
+        <w:rPr>
+          <w:rFonts w:ascii="Consolas" w:hAnsi="Consolas" w:eastAsia="Consolas"/>
+          <w:b w:val="0"/>
+          <w:color w:val="2B2B2B"/>
+          <w:sz w:val="18"/>
+        </w:rPr>
+        <w:t xml:space="preserve">      control. Marca cual: [ Operacion / Costo / Aprendizaje ]</w:t>
+      </w:r>
+    </w:p>
+    <w:p>
+      <w:pPr>
+        <w:spacing w:after="0" w:before="0"/>
+        <w:jc w:val="left"/>
+      </w:pPr>
+      <w:r>
+        <w:rPr>
+          <w:rFonts w:ascii="Calibri" w:hAnsi="Calibri" w:eastAsia="Calibri"/>
+          <w:b w:val="0"/>
+          <w:color w:val="2B2B2B"/>
+          <w:sz w:val="12"/>
+        </w:rPr>
+        <w:t xml:space="preserve"> </w:t>
+      </w:r>
+    </w:p>
+    <w:p>
+      <w:pPr>
+        <w:spacing w:after="120" w:before="240"/>
+        <w:jc w:val="left"/>
+      </w:pPr>
+      <w:r>
+        <w:rPr>
+          <w:rFonts w:ascii="Calibri" w:hAnsi="Calibri" w:eastAsia="Calibri"/>
+          <w:b/>
+          <w:color w:val="095292"/>
+          <w:sz w:val="24"/>
+        </w:rPr>
+        <w:t>8. Criterio de éxito</w:t>
       </w:r>
     </w:p>
     <w:p>
@@ -402,7 +1328,7 @@
           <w:color w:val="095292"/>
           <w:sz w:val="24"/>
         </w:rPr>
-        <w:t>8. Pistas (checklist vacío — sin solución)</w:t>
+        <w:t>9. Pistas (checklist vacío — sin solución)</w:t>
       </w:r>
     </w:p>
     <w:p>
@@ -417,7 +1343,7 @@
           <w:color w:val="2B2B2B"/>
           <w:sz w:val="22"/>
         </w:rPr>
-        <w:t>☐ ¿La decisión nombra un modelo dominante (no un poco de todo)?</w:t>
+        <w:t>☐ ¿La matriz tiene los 4 encabezados exactos (Criterio · IaaS · PaaS · SaaS) y las 4 filas en el orden pedido?</w:t>
       </w:r>
     </w:p>
     <w:p>
@@ -432,7 +1358,7 @@
           <w:color w:val="2B2B2B"/>
           <w:sz w:val="22"/>
         </w:rPr>
-        <w:t>☐ ¿Hay al menos dos alternativas descartadas con razón?</w:t>
+        <w:t>☐ ¿Cada celda de la matriz nombra una capacidad de TU dominio y no cabe en más de 2 líneas?</w:t>
       </w:r>
     </w:p>
     <w:p>
@@ -447,7 +1373,97 @@
           <w:color w:val="2B2B2B"/>
           <w:sz w:val="22"/>
         </w:rPr>
-        <w:t>☐ ¿Consecuencias incluyen operación, costo y aprendizaje?</w:t>
+        <w:t>☐ ¿La fila de operación dice quién opera SO y runtime en cada modelo, sin afirmar que dejas de responder por tu app?</w:t>
+      </w:r>
+    </w:p>
+    <w:p>
+      <w:pPr>
+        <w:pStyle w:val="ListBullet"/>
+        <w:spacing w:after="40"/>
+      </w:pPr>
+      <w:r>
+        <w:rPr>
+          <w:rFonts w:ascii="Calibri" w:hAnsi="Calibri" w:eastAsia="Calibri"/>
+          <w:b w:val="0"/>
+          <w:color w:val="2B2B2B"/>
+          <w:sz w:val="22"/>
+        </w:rPr>
+        <w:t>☐ ¿El ADR trae el Título con el número y el Estado con la fecha de hoy?</w:t>
+      </w:r>
+    </w:p>
+    <w:p>
+      <w:pPr>
+        <w:pStyle w:val="ListBullet"/>
+        <w:spacing w:after="40"/>
+      </w:pPr>
+      <w:r>
+        <w:rPr>
+          <w:rFonts w:ascii="Calibri" w:hAnsi="Calibri" w:eastAsia="Calibri"/>
+          <w:b w:val="0"/>
+          <w:color w:val="2B2B2B"/>
+          <w:sz w:val="22"/>
+        </w:rPr>
+        <w:t>☐ ¿El Contexto son restricciones tuyas (quién lo sostiene, cuánto tiempo, qué presupuesto) y no un resumen del tema?</w:t>
+      </w:r>
+    </w:p>
+    <w:p>
+      <w:pPr>
+        <w:pStyle w:val="ListBullet"/>
+        <w:spacing w:after="40"/>
+      </w:pPr>
+      <w:r>
+        <w:rPr>
+          <w:rFonts w:ascii="Calibri" w:hAnsi="Calibri" w:eastAsia="Calibri"/>
+          <w:b w:val="0"/>
+          <w:color w:val="2B2B2B"/>
+          <w:sz w:val="22"/>
+        </w:rPr>
+        <w:t>☐ ¿La decisión nombra un modelo dominante en UNA frase (no un poco de todo)?</w:t>
+      </w:r>
+    </w:p>
+    <w:p>
+      <w:pPr>
+        <w:pStyle w:val="ListBullet"/>
+        <w:spacing w:after="40"/>
+      </w:pPr>
+      <w:r>
+        <w:rPr>
+          <w:rFonts w:ascii="Calibri" w:hAnsi="Calibri" w:eastAsia="Calibri"/>
+          <w:b w:val="0"/>
+          <w:color w:val="2B2B2B"/>
+          <w:sz w:val="22"/>
+        </w:rPr>
+        <w:t>☐ ¿Hay exactamente dos alternativas descartadas, cada una con el motivo atado a tu dominio?</w:t>
+      </w:r>
+    </w:p>
+    <w:p>
+      <w:pPr>
+        <w:pStyle w:val="ListBullet"/>
+        <w:spacing w:after="40"/>
+      </w:pPr>
+      <w:r>
+        <w:rPr>
+          <w:rFonts w:ascii="Calibri" w:hAnsi="Calibri" w:eastAsia="Calibri"/>
+          <w:b w:val="0"/>
+          <w:color w:val="2B2B2B"/>
+          <w:sz w:val="22"/>
+        </w:rPr>
+        <w:t>☐ ¿Las consecuencias cubren operación, costo y aprendizaje, con al menos un + y un - en cada eje?</w:t>
+      </w:r>
+    </w:p>
+    <w:p>
+      <w:pPr>
+        <w:pStyle w:val="ListBullet"/>
+        <w:spacing w:after="40"/>
+      </w:pPr>
+      <w:r>
+        <w:rPr>
+          <w:rFonts w:ascii="Calibri" w:hAnsi="Calibri" w:eastAsia="Calibri"/>
+          <w:b w:val="0"/>
+          <w:color w:val="2B2B2B"/>
+          <w:sz w:val="22"/>
+        </w:rPr>
+        <w:t>☐ ¿Alguna consecuencia negativa habla de amarre al proveedor o de pérdida de control?</w:t>
       </w:r>
     </w:p>
     <w:p>
@@ -462,7 +1478,7 @@
           <w:color w:val="095292"/>
           <w:sz w:val="24"/>
         </w:rPr>
-        <w:t>9. Entrega</w:t>
+        <w:t>10. Entrega</w:t>
       </w:r>
     </w:p>
     <w:p>
@@ -492,7 +1508,7 @@
           <w:color w:val="095292"/>
           <w:sz w:val="24"/>
         </w:rPr>
-        <w:t>10. Que vas a resolver en ExamLab</w:t>
+        <w:t>11. Qué vas a resolver en ExamLab</w:t>
       </w:r>
     </w:p>
     <w:p>

--- a/Arquitectura de Sistemas Computacionales/Clases/Clase 2 - Modelos de servicio IaaS PaaS SaaS/Taller Clase 2 — ADR modelo de servicio CloudLite.docx
+++ b/Arquitectura de Sistemas Computacionales/Clases/Clase 2 - Modelos de servicio IaaS PaaS SaaS/Taller Clase 2 — ADR modelo de servicio CloudLite.docx
@@ -1493,7 +1493,7 @@
           <w:color w:val="2B2B2B"/>
           <w:sz w:val="22"/>
         </w:rPr>
-        <w:t>Entrega en ExamLab (https://uniaj.examlab.workers.dev/ · módulo Talleres) · domingo 23:59 (regla del Acuerdo). Modalidad de trabajo: individual por defecto; el docente puede autorizar equipos de 2 o 3 y en ese caso el artefacto puede ser compartido, pero el envío en ExamLab es siempre individual (responde con tus propias palabras).</w:t>
+        <w:t>Entrega en ExamLab (https://uniaj.examlab.workers.dev/ · módulo Talleres). Las preguntas de hoy son parte de UNA sola actividad, compartida con las Clases 1, 3 y 4: se guarda el avance de hoy y la actividad se entrega completa el domingo 23:59 de la semana de la Clase 4. No hay entrega este domingo. Modalidad de trabajo: individual por defecto; el docente puede autorizar equipos de 2 o 3 y en ese caso el artefacto puede ser compartido, pero el envío en ExamLab es siempre individual (responde con tus propias palabras).</w:t>
       </w:r>
     </w:p>
     <w:p>
@@ -1538,7 +1538,7 @@
           <w:color w:val="2B2B2B"/>
           <w:sz w:val="22"/>
         </w:rPr>
-        <w:t>El taller se resuelve y se entrega en ExamLab (https://uniaj.examlab.workers.dev/), en el modulo Talleres. Son 3 preguntas y suman 24 puntos. Lo que sigue es lo que vas a encontrar en cada una, para que sepas de antemano en que forma se responde:</w:t>
+        <w:t>El taller se resuelve y se entrega en ExamLab (https://uniaj.examlab.workers.dev/), en el modulo Talleres. Son 3 preguntas y suman 25 puntos. Lo que sigue es lo que vas a encontrar en cada una, para que sepas de antemano en que forma se responde:</w:t>
       </w:r>
     </w:p>
     <w:p>
